--- a/tika-parsers/tika-parsers-standard/tika-parsers-standard-modules/tika-parser-microsoft-module/src/test/resources/test-documents/testWORD_characterStyles.docx
+++ b/tika-parsers/tika-parsers-standard/tika-parsers-standard-modules/tika-parser-microsoft-module/src/test/resources/test-documents/testWORD_characterStyles.docx
@@ -106,6 +106,22 @@
         <w:t xml:space="preserve">c</w:t>
       </w:r>
     </w:p>
+    <w:p>
+      <w:r>
+        <w:rPr>
+          <w:rStyle w:val="Forge"/>
+        </w:rPr>
+        <w:t xml:space="preserve">forged</w:t>
+      </w:r>
+    </w:p>
+    <w:p>
+      <w:r>
+        <w:rPr>
+          <w:rStyle w:val="Long"/>
+        </w:rPr>
+        <w:t xml:space="preserve">longName</w:t>
+      </w:r>
+    </w:p>
   </w:body>
 </w:document>
 </file>
@@ -167,5 +183,13 @@
     </w:tblStylePr>
     <w:rPr/>
   </w:style>
+  <w:style w:type="character" w:styleId="Forge">
+    <w:name w:val="x&#9;omml"/>
+    <w:rPr/>
+  </w:style>
+  <w:style w:type="character" w:styleId="Long">
+    <w:name w:val="LLLLLLLLLLLLLLLLLLLLLLLLLLLLLLLLLLLLLLLLLLLLLLLLLLLLLLLLLLLLLLLLLLLLLLLLLLLLLLLLLLLLLLLLLLLLLLLLLLLLLLLLLLLLLLLLLLLLLLLLLLLLLLLLLLLLLLLLLLLLLLLLLLLLLLLLLLLLLLLLLLLLLLLLLLLLLLLLLLLLLLLLLLLLLLLLLLLLLLLLLLLLLLLLLLLLLLLLLLLLLLLLLLLLLLLLLLLLLLLLLLLLLLLLLLLLLLLLLLLLLLLLLLLLLLLLLLLLLLLLLLLLLLLLLLLLLLLLLLLL"/>
+    <w:rPr/>
+  </w:style>
 </w:styles>
 </file>